--- a/Requirements.docx
+++ b/Requirements.docx
@@ -302,6 +302,15 @@
       </w:r>
       <w:r>
         <w:t xml:space="preserve">name, </w:t>
+      </w:r>
+      <w:r>
+        <w:t>home address</w:t>
+      </w:r>
+      <w:r>
+        <w:t>,</w:t>
+      </w:r>
+      <w:r>
+        <w:t xml:space="preserve"> </w:t>
       </w:r>
       <w:r>
         <w:t xml:space="preserve">department, shift, position, </w:t>
